--- a/TS-Kramam/TS-6.3/TS 6.3 Sanskrit Krama Paatam Corrections.docx
+++ b/TS-Kramam/TS-6.3/TS 6.3 Sanskrit Krama Paatam Corrections.docx
@@ -2096,7 +2096,7 @@
       </w:tr>
       <w:tr>
         <w:trPr>
-          <w:trHeight w:val="964"/>
+          <w:trHeight w:val="983"/>
         </w:trPr>
         <w:tc>
           <w:tcPr>
@@ -2155,7 +2155,7 @@
                 <w:sz w:val="28"/>
                 <w:szCs w:val="28"/>
               </w:rPr>
-              <w:t>8</w:t>
+              <w:t>3</w:t>
             </w:r>
             <w:r>
               <w:rPr>
@@ -2204,17 +2204,7 @@
                 <w:szCs w:val="28"/>
                 <w:lang w:val="en-IN"/>
               </w:rPr>
-              <w:t>Krama Vaakyam No.–</w:t>
-            </w:r>
-            <w:r>
-              <w:rPr>
-                <w:rFonts w:cs="Arial"/>
-                <w:b/>
-                <w:sz w:val="28"/>
-                <w:szCs w:val="28"/>
-                <w:lang w:val="en-IN"/>
-              </w:rPr>
-              <w:t>9</w:t>
+              <w:t>Krama Vaakyam No.–45</w:t>
             </w:r>
           </w:p>
           <w:p>
@@ -2233,6 +2223,7 @@
                 <w:b/>
                 <w:sz w:val="28"/>
                 <w:szCs w:val="28"/>
+                <w:lang w:val="it-IT"/>
               </w:rPr>
             </w:pPr>
             <w:r>
@@ -2253,7 +2244,7 @@
                 <w:szCs w:val="28"/>
                 <w:lang w:val="it-IT"/>
               </w:rPr>
-              <w:t>26</w:t>
+              <w:t>21</w:t>
             </w:r>
           </w:p>
         </w:tc>
@@ -2263,45 +2254,48 @@
           </w:tcPr>
           <w:p>
             <w:pPr>
-              <w:spacing w:before="0" w:line="240" w:lineRule="auto"/>
-              <w:rPr>
-                <w:rFonts w:ascii="BRH Devanagari Extra" w:hAnsi="BRH Devanagari Extra" w:cs="BRH Devanagari Extra"/>
-                <w:color w:val="000000"/>
-                <w:sz w:val="40"/>
-                <w:szCs w:val="40"/>
-                <w:lang w:bidi="ml-IN"/>
-              </w:rPr>
-            </w:pPr>
-            <w:r>
-              <w:rPr>
-                <w:rFonts w:ascii="BRH Devanagari Extra" w:hAnsi="BRH Devanagari Extra" w:cs="BRH Devanagari Extra"/>
-                <w:color w:val="000000"/>
-                <w:sz w:val="40"/>
-                <w:szCs w:val="40"/>
-                <w:lang w:bidi="ml-IN"/>
-              </w:rPr>
-              <w:t>mÉÑ</w:t>
-            </w:r>
-            <w:r>
-              <w:rPr>
-                <w:rFonts w:ascii="BRH Malayalam Extra" w:hAnsi="BRH Malayalam Extra" w:cs="BRH Devanagari Extra"/>
-                <w:b/>
-                <w:color w:val="000000"/>
-                <w:sz w:val="32"/>
-                <w:szCs w:val="40"/>
-                <w:lang w:bidi="ml-IN"/>
-              </w:rPr>
-              <w:t>–</w:t>
-            </w:r>
-            <w:r>
-              <w:rPr>
-                <w:rFonts w:ascii="BRH Devanagari Extra" w:hAnsi="BRH Devanagari Extra" w:cs="BRH Devanagari Extra"/>
-                <w:color w:val="000000"/>
-                <w:sz w:val="40"/>
-                <w:szCs w:val="40"/>
-                <w:lang w:bidi="ml-IN"/>
-              </w:rPr>
-              <w:t>UxiÉÉÿ</w:t>
+              <w:widowControl w:val="0"/>
+              <w:autoSpaceDE w:val="0"/>
+              <w:autoSpaceDN w:val="0"/>
+              <w:adjustRightInd w:val="0"/>
+              <w:spacing w:line="252" w:lineRule="auto"/>
+              <w:rPr>
+                <w:rFonts w:ascii="BRH Malayalam Extra" w:eastAsia="Times New Roman" w:hAnsi="BRH Malayalam Extra" w:cs="BRH Malayalam Extra"/>
+                <w:color w:val="000000"/>
+                <w:sz w:val="40"/>
+                <w:szCs w:val="40"/>
+                <w:lang w:val="it-IT" w:eastAsia="en-IN" w:bidi="ml-IN"/>
+              </w:rPr>
+            </w:pPr>
+            <w:r>
+              <w:rPr>
+                <w:rFonts w:ascii="BRH Devanagari Extra" w:hAnsi="BRH Devanagari Extra" w:cs="BRH Devanagari Extra"/>
+                <w:color w:val="000000"/>
+                <w:sz w:val="40"/>
+                <w:szCs w:val="40"/>
+                <w:lang w:val="it-IT" w:bidi="ml-IN"/>
+              </w:rPr>
+              <w:t>ESè ÌSuÉÿqÉç | ÌSuÉ</w:t>
+            </w:r>
+            <w:r>
+              <w:rPr>
+                <w:rFonts w:ascii="BRH Devanagari Extra" w:hAnsi="BRH Devanagari Extra" w:cs="BRH Devanagari Extra"/>
+                <w:color w:val="000000"/>
+                <w:sz w:val="36"/>
+                <w:szCs w:val="40"/>
+                <w:lang w:val="it-IT" w:bidi="ml-IN"/>
+              </w:rPr>
+              <w:t>ò</w:t>
+            </w:r>
+            <w:r>
+              <w:rPr>
+                <w:rFonts w:ascii="BRH Devanagari Extra" w:hAnsi="BRH Devanagari Extra" w:cs="BRH Devanagari Extra"/>
+                <w:color w:val="000000"/>
+                <w:sz w:val="40"/>
+                <w:szCs w:val="40"/>
+                <w:lang w:val="it-IT" w:bidi="ml-IN"/>
+              </w:rPr>
+              <w:t>þ xiÉ</w:t>
             </w:r>
             <w:r>
               <w:rPr>
@@ -2310,39 +2304,30 @@
                 <w:sz w:val="40"/>
                 <w:szCs w:val="40"/>
                 <w:highlight w:val="yellow"/>
-                <w:lang w:bidi="ml-IN"/>
-              </w:rPr>
-              <w:t>iÉç</w:t>
-            </w:r>
-            <w:r>
-              <w:rPr>
-                <w:rFonts w:ascii="BRH Devanagari Extra" w:hAnsi="BRH Devanagari Extra" w:cs="BRH Devanagari Extra"/>
-                <w:color w:val="000000"/>
-                <w:sz w:val="40"/>
-                <w:szCs w:val="40"/>
-                <w:lang w:bidi="ml-IN"/>
-              </w:rPr>
-              <w:t xml:space="preserve"> ÍqÉlÉÉ</w:t>
-            </w:r>
-            <w:r>
-              <w:rPr>
-                <w:rFonts w:ascii="BRH Devanagari Extra" w:hAnsi="BRH Devanagari Extra" w:cs="BRH Devanagari Extra"/>
-                <w:color w:val="000000"/>
-                <w:sz w:val="40"/>
-                <w:szCs w:val="40"/>
-                <w:lang w:bidi="ml-IN"/>
-              </w:rPr>
-              <w:t>å</w:t>
-            </w:r>
-            <w:r>
-              <w:rPr>
-                <w:rFonts w:ascii="BRH Devanagari Extra" w:hAnsi="BRH Devanagari Extra" w:cs="BRH Devanagari Extra"/>
-                <w:color w:val="000000"/>
-                <w:sz w:val="40"/>
-                <w:szCs w:val="40"/>
-                <w:lang w:bidi="ml-IN"/>
-              </w:rPr>
-              <w:t>ÌiÉ |</w:t>
+                <w:lang w:val="it-IT" w:bidi="ml-IN"/>
+              </w:rPr>
+              <w:t>pÉÉ</w:t>
+            </w:r>
+            <w:r>
+              <w:rPr>
+                <w:rFonts w:ascii="BRH Malayalam Extra" w:hAnsi="BRH Malayalam Extra" w:cs="BRH Devanagari Extra"/>
+                <w:b/>
+                <w:color w:val="000000"/>
+                <w:sz w:val="32"/>
+                <w:szCs w:val="40"/>
+                <w:lang w:val="it-IT" w:bidi="ml-IN"/>
+              </w:rPr>
+              <w:t>–</w:t>
+            </w:r>
+            <w:r>
+              <w:rPr>
+                <w:rFonts w:ascii="BRH Devanagari Extra" w:hAnsi="BRH Devanagari Extra" w:cs="BRH Devanagari Extra"/>
+                <w:color w:val="000000"/>
+                <w:sz w:val="40"/>
+                <w:szCs w:val="40"/>
+                <w:lang w:val="it-IT" w:bidi="ml-IN"/>
+              </w:rPr>
+              <w:t>lÉ |</w:t>
             </w:r>
           </w:p>
         </w:tc>
@@ -2352,45 +2337,48 @@
           </w:tcPr>
           <w:p>
             <w:pPr>
-              <w:spacing w:before="0" w:line="240" w:lineRule="auto"/>
-              <w:rPr>
-                <w:rFonts w:ascii="BRH Devanagari Extra" w:hAnsi="BRH Devanagari Extra" w:cs="BRH Devanagari Extra"/>
-                <w:color w:val="000000"/>
-                <w:sz w:val="40"/>
-                <w:szCs w:val="40"/>
-                <w:lang w:bidi="ml-IN"/>
-              </w:rPr>
-            </w:pPr>
-            <w:r>
-              <w:rPr>
-                <w:rFonts w:ascii="BRH Devanagari Extra" w:hAnsi="BRH Devanagari Extra" w:cs="BRH Devanagari Extra"/>
-                <w:color w:val="000000"/>
-                <w:sz w:val="40"/>
-                <w:szCs w:val="40"/>
-                <w:lang w:bidi="ml-IN"/>
-              </w:rPr>
-              <w:t>mÉÑ</w:t>
-            </w:r>
-            <w:r>
-              <w:rPr>
-                <w:rFonts w:ascii="BRH Malayalam Extra" w:hAnsi="BRH Malayalam Extra" w:cs="BRH Devanagari Extra"/>
-                <w:b/>
-                <w:color w:val="000000"/>
-                <w:sz w:val="32"/>
-                <w:szCs w:val="40"/>
-                <w:lang w:bidi="ml-IN"/>
-              </w:rPr>
-              <w:t>–</w:t>
-            </w:r>
-            <w:r>
-              <w:rPr>
-                <w:rFonts w:ascii="BRH Devanagari Extra" w:hAnsi="BRH Devanagari Extra" w:cs="BRH Devanagari Extra"/>
-                <w:color w:val="000000"/>
-                <w:sz w:val="40"/>
-                <w:szCs w:val="40"/>
-                <w:lang w:bidi="ml-IN"/>
-              </w:rPr>
-              <w:t>UxiÉÉÿ</w:t>
+              <w:widowControl w:val="0"/>
+              <w:autoSpaceDE w:val="0"/>
+              <w:autoSpaceDN w:val="0"/>
+              <w:adjustRightInd w:val="0"/>
+              <w:spacing w:line="252" w:lineRule="auto"/>
+              <w:rPr>
+                <w:rFonts w:ascii="BRH Malayalam Extra" w:eastAsia="Times New Roman" w:hAnsi="BRH Malayalam Extra" w:cs="BRH Malayalam Extra"/>
+                <w:color w:val="000000"/>
+                <w:sz w:val="40"/>
+                <w:szCs w:val="40"/>
+                <w:lang w:eastAsia="en-IN" w:bidi="ml-IN"/>
+              </w:rPr>
+            </w:pPr>
+            <w:r>
+              <w:rPr>
+                <w:rFonts w:ascii="BRH Devanagari Extra" w:hAnsi="BRH Devanagari Extra" w:cs="BRH Devanagari Extra"/>
+                <w:color w:val="000000"/>
+                <w:sz w:val="40"/>
+                <w:szCs w:val="40"/>
+                <w:lang w:bidi="ml-IN"/>
+              </w:rPr>
+              <w:t>ESè ÌSuÉÿqÉç | ÌSuÉ</w:t>
+            </w:r>
+            <w:r>
+              <w:rPr>
+                <w:rFonts w:ascii="BRH Devanagari Extra" w:hAnsi="BRH Devanagari Extra" w:cs="BRH Devanagari Extra"/>
+                <w:color w:val="000000"/>
+                <w:sz w:val="36"/>
+                <w:szCs w:val="40"/>
+                <w:lang w:bidi="ml-IN"/>
+              </w:rPr>
+              <w:t>ò</w:t>
+            </w:r>
+            <w:r>
+              <w:rPr>
+                <w:rFonts w:ascii="BRH Devanagari Extra" w:hAnsi="BRH Devanagari Extra" w:cs="BRH Devanagari Extra"/>
+                <w:color w:val="000000"/>
+                <w:sz w:val="40"/>
+                <w:szCs w:val="40"/>
+                <w:lang w:bidi="ml-IN"/>
+              </w:rPr>
+              <w:t>þ xiÉ</w:t>
             </w:r>
             <w:r>
               <w:rPr>
@@ -2401,37 +2389,17 @@
                 <w:highlight w:val="green"/>
                 <w:lang w:bidi="ml-IN"/>
               </w:rPr>
-              <w:t>lÉç</w:t>
-            </w:r>
-            <w:r>
-              <w:rPr>
-                <w:rFonts w:ascii="BRH Devanagari Extra" w:hAnsi="BRH Devanagari Extra" w:cs="BRH Devanagari Extra"/>
-                <w:color w:val="000000"/>
-                <w:sz w:val="40"/>
-                <w:szCs w:val="40"/>
-                <w:lang w:bidi="ml-IN"/>
-              </w:rPr>
-              <w:t xml:space="preserve"> ÍqÉlÉÉ</w:t>
-            </w:r>
-            <w:r>
-              <w:rPr>
-                <w:rFonts w:ascii="BRH Devanagari Extra" w:hAnsi="BRH Devanagari Extra" w:cs="BRH Devanagari Extra"/>
-                <w:color w:val="000000"/>
-                <w:sz w:val="40"/>
-                <w:szCs w:val="40"/>
-                <w:lang w:bidi="ml-IN"/>
-              </w:rPr>
-              <w:t>å</w:t>
-            </w:r>
-            <w:r>
-              <w:rPr>
-                <w:rFonts w:ascii="BRH Devanagari Extra" w:hAnsi="BRH Devanagari Extra" w:cs="BRH Devanagari Extra"/>
-                <w:color w:val="000000"/>
-                <w:sz w:val="40"/>
-                <w:szCs w:val="40"/>
-                <w:lang w:bidi="ml-IN"/>
-              </w:rPr>
-              <w:t>ÌiÉ |</w:t>
+              <w:t>pÉÉ</w:t>
+            </w:r>
+            <w:r>
+              <w:rPr>
+                <w:rFonts w:ascii="BRH Devanagari Extra" w:hAnsi="BRH Devanagari Extra" w:cs="BRH Devanagari Extra"/>
+                <w:color w:val="000000"/>
+                <w:sz w:val="40"/>
+                <w:szCs w:val="40"/>
+                <w:lang w:bidi="ml-IN"/>
+              </w:rPr>
+              <w:t>lÉ |</w:t>
             </w:r>
           </w:p>
         </w:tc>
@@ -2471,6 +2439,767 @@
                 <w:szCs w:val="28"/>
               </w:rPr>
               <w:lastRenderedPageBreak/>
+              <w:t>T.S.6.3.</w:t>
+            </w:r>
+            <w:r>
+              <w:rPr>
+                <w:rFonts w:cs="Arial"/>
+                <w:b/>
+                <w:sz w:val="28"/>
+                <w:szCs w:val="28"/>
+              </w:rPr>
+              <w:t>4</w:t>
+            </w:r>
+            <w:r>
+              <w:rPr>
+                <w:rFonts w:cs="Arial"/>
+                <w:b/>
+                <w:sz w:val="28"/>
+                <w:szCs w:val="28"/>
+              </w:rPr>
+              <w:t>.</w:t>
+            </w:r>
+            <w:r>
+              <w:rPr>
+                <w:rFonts w:cs="Arial"/>
+                <w:b/>
+                <w:sz w:val="28"/>
+                <w:szCs w:val="28"/>
+              </w:rPr>
+              <w:t>8</w:t>
+            </w:r>
+            <w:r>
+              <w:rPr>
+                <w:rFonts w:cs="Arial"/>
+                <w:b/>
+                <w:sz w:val="28"/>
+                <w:szCs w:val="28"/>
+              </w:rPr>
+              <w:t xml:space="preserve">  –</w:t>
+            </w:r>
+            <w:proofErr w:type="gramEnd"/>
+            <w:r>
+              <w:rPr>
+                <w:rFonts w:cs="Arial"/>
+                <w:b/>
+                <w:sz w:val="28"/>
+                <w:szCs w:val="28"/>
+              </w:rPr>
+              <w:t xml:space="preserve"> Kramam</w:t>
+            </w:r>
+          </w:p>
+          <w:p>
+            <w:pPr>
+              <w:widowControl w:val="0"/>
+              <w:tabs>
+                <w:tab w:val="left" w:pos="993"/>
+              </w:tabs>
+              <w:autoSpaceDE w:val="0"/>
+              <w:autoSpaceDN w:val="0"/>
+              <w:adjustRightInd w:val="0"/>
+              <w:spacing w:before="0" w:line="252" w:lineRule="auto"/>
+              <w:ind w:right="297"/>
+              <w:rPr>
+                <w:rFonts w:cs="Arial"/>
+                <w:b/>
+                <w:sz w:val="28"/>
+                <w:szCs w:val="28"/>
+                <w:lang w:val="en-IN"/>
+              </w:rPr>
+            </w:pPr>
+            <w:r>
+              <w:rPr>
+                <w:rFonts w:cs="Arial"/>
+                <w:b/>
+                <w:sz w:val="28"/>
+                <w:szCs w:val="28"/>
+                <w:lang w:val="en-IN"/>
+              </w:rPr>
+              <w:t>Krama Vaakyam No.–</w:t>
+            </w:r>
+            <w:r>
+              <w:rPr>
+                <w:rFonts w:cs="Arial"/>
+                <w:b/>
+                <w:sz w:val="28"/>
+                <w:szCs w:val="28"/>
+                <w:lang w:val="en-IN"/>
+              </w:rPr>
+              <w:t>9</w:t>
+            </w:r>
+          </w:p>
+          <w:p>
+            <w:pPr>
+              <w:widowControl w:val="0"/>
+              <w:tabs>
+                <w:tab w:val="left" w:pos="993"/>
+              </w:tabs>
+              <w:autoSpaceDE w:val="0"/>
+              <w:autoSpaceDN w:val="0"/>
+              <w:adjustRightInd w:val="0"/>
+              <w:spacing w:before="0" w:line="252" w:lineRule="auto"/>
+              <w:ind w:right="297"/>
+              <w:rPr>
+                <w:rFonts w:cs="Arial"/>
+                <w:b/>
+                <w:sz w:val="28"/>
+                <w:szCs w:val="28"/>
+              </w:rPr>
+            </w:pPr>
+            <w:r>
+              <w:rPr>
+                <w:rFonts w:cs="Arial"/>
+                <w:b/>
+                <w:sz w:val="28"/>
+                <w:szCs w:val="28"/>
+                <w:lang w:val="it-IT"/>
+              </w:rPr>
+              <w:t xml:space="preserve">Panchaati No. - </w:t>
+            </w:r>
+            <w:r>
+              <w:rPr>
+                <w:rFonts w:cs="Arial"/>
+                <w:b/>
+                <w:sz w:val="28"/>
+                <w:szCs w:val="28"/>
+                <w:lang w:val="it-IT"/>
+              </w:rPr>
+              <w:t>26</w:t>
+            </w:r>
+          </w:p>
+        </w:tc>
+        <w:tc>
+          <w:tcPr>
+            <w:tcW w:w="4738" w:type="dxa"/>
+          </w:tcPr>
+          <w:p>
+            <w:pPr>
+              <w:spacing w:before="0" w:line="240" w:lineRule="auto"/>
+              <w:rPr>
+                <w:rFonts w:ascii="BRH Devanagari Extra" w:hAnsi="BRH Devanagari Extra" w:cs="BRH Devanagari Extra"/>
+                <w:color w:val="000000"/>
+                <w:sz w:val="40"/>
+                <w:szCs w:val="40"/>
+                <w:lang w:bidi="ml-IN"/>
+              </w:rPr>
+            </w:pPr>
+            <w:r>
+              <w:rPr>
+                <w:rFonts w:ascii="BRH Devanagari Extra" w:hAnsi="BRH Devanagari Extra" w:cs="BRH Devanagari Extra"/>
+                <w:color w:val="000000"/>
+                <w:sz w:val="40"/>
+                <w:szCs w:val="40"/>
+                <w:lang w:bidi="ml-IN"/>
+              </w:rPr>
+              <w:t>mÉÑ</w:t>
+            </w:r>
+            <w:r>
+              <w:rPr>
+                <w:rFonts w:ascii="BRH Malayalam Extra" w:hAnsi="BRH Malayalam Extra" w:cs="BRH Devanagari Extra"/>
+                <w:b/>
+                <w:color w:val="000000"/>
+                <w:sz w:val="32"/>
+                <w:szCs w:val="40"/>
+                <w:lang w:bidi="ml-IN"/>
+              </w:rPr>
+              <w:t>–</w:t>
+            </w:r>
+            <w:r>
+              <w:rPr>
+                <w:rFonts w:ascii="BRH Devanagari Extra" w:hAnsi="BRH Devanagari Extra" w:cs="BRH Devanagari Extra"/>
+                <w:color w:val="000000"/>
+                <w:sz w:val="40"/>
+                <w:szCs w:val="40"/>
+                <w:lang w:bidi="ml-IN"/>
+              </w:rPr>
+              <w:t>UxiÉÉÿ</w:t>
+            </w:r>
+            <w:r>
+              <w:rPr>
+                <w:rFonts w:ascii="BRH Devanagari Extra" w:hAnsi="BRH Devanagari Extra" w:cs="BRH Devanagari Extra"/>
+                <w:color w:val="000000"/>
+                <w:sz w:val="40"/>
+                <w:szCs w:val="40"/>
+                <w:highlight w:val="yellow"/>
+                <w:lang w:bidi="ml-IN"/>
+              </w:rPr>
+              <w:t>iÉç</w:t>
+            </w:r>
+            <w:r>
+              <w:rPr>
+                <w:rFonts w:ascii="BRH Devanagari Extra" w:hAnsi="BRH Devanagari Extra" w:cs="BRH Devanagari Extra"/>
+                <w:color w:val="000000"/>
+                <w:sz w:val="40"/>
+                <w:szCs w:val="40"/>
+                <w:lang w:bidi="ml-IN"/>
+              </w:rPr>
+              <w:t xml:space="preserve"> ÍqÉlÉÉ</w:t>
+            </w:r>
+            <w:r>
+              <w:rPr>
+                <w:rFonts w:ascii="BRH Devanagari Extra" w:hAnsi="BRH Devanagari Extra" w:cs="BRH Devanagari Extra"/>
+                <w:color w:val="000000"/>
+                <w:sz w:val="40"/>
+                <w:szCs w:val="40"/>
+                <w:lang w:bidi="ml-IN"/>
+              </w:rPr>
+              <w:t>å</w:t>
+            </w:r>
+            <w:r>
+              <w:rPr>
+                <w:rFonts w:ascii="BRH Devanagari Extra" w:hAnsi="BRH Devanagari Extra" w:cs="BRH Devanagari Extra"/>
+                <w:color w:val="000000"/>
+                <w:sz w:val="40"/>
+                <w:szCs w:val="40"/>
+                <w:lang w:bidi="ml-IN"/>
+              </w:rPr>
+              <w:t>ÌiÉ |</w:t>
+            </w:r>
+          </w:p>
+        </w:tc>
+        <w:tc>
+          <w:tcPr>
+            <w:tcW w:w="5220" w:type="dxa"/>
+          </w:tcPr>
+          <w:p>
+            <w:pPr>
+              <w:spacing w:before="0" w:line="240" w:lineRule="auto"/>
+              <w:rPr>
+                <w:rFonts w:ascii="BRH Devanagari Extra" w:hAnsi="BRH Devanagari Extra" w:cs="BRH Devanagari Extra"/>
+                <w:color w:val="000000"/>
+                <w:sz w:val="40"/>
+                <w:szCs w:val="40"/>
+                <w:lang w:bidi="ml-IN"/>
+              </w:rPr>
+            </w:pPr>
+            <w:r>
+              <w:rPr>
+                <w:rFonts w:ascii="BRH Devanagari Extra" w:hAnsi="BRH Devanagari Extra" w:cs="BRH Devanagari Extra"/>
+                <w:color w:val="000000"/>
+                <w:sz w:val="40"/>
+                <w:szCs w:val="40"/>
+                <w:lang w:bidi="ml-IN"/>
+              </w:rPr>
+              <w:t>mÉÑ</w:t>
+            </w:r>
+            <w:r>
+              <w:rPr>
+                <w:rFonts w:ascii="BRH Malayalam Extra" w:hAnsi="BRH Malayalam Extra" w:cs="BRH Devanagari Extra"/>
+                <w:b/>
+                <w:color w:val="000000"/>
+                <w:sz w:val="32"/>
+                <w:szCs w:val="40"/>
+                <w:lang w:bidi="ml-IN"/>
+              </w:rPr>
+              <w:t>–</w:t>
+            </w:r>
+            <w:r>
+              <w:rPr>
+                <w:rFonts w:ascii="BRH Devanagari Extra" w:hAnsi="BRH Devanagari Extra" w:cs="BRH Devanagari Extra"/>
+                <w:color w:val="000000"/>
+                <w:sz w:val="40"/>
+                <w:szCs w:val="40"/>
+                <w:lang w:bidi="ml-IN"/>
+              </w:rPr>
+              <w:t>UxiÉÉÿ</w:t>
+            </w:r>
+            <w:r>
+              <w:rPr>
+                <w:rFonts w:ascii="BRH Devanagari Extra" w:hAnsi="BRH Devanagari Extra" w:cs="BRH Devanagari Extra"/>
+                <w:color w:val="000000"/>
+                <w:sz w:val="40"/>
+                <w:szCs w:val="40"/>
+                <w:highlight w:val="green"/>
+                <w:lang w:bidi="ml-IN"/>
+              </w:rPr>
+              <w:t>lÉç</w:t>
+            </w:r>
+            <w:r>
+              <w:rPr>
+                <w:rFonts w:ascii="BRH Devanagari Extra" w:hAnsi="BRH Devanagari Extra" w:cs="BRH Devanagari Extra"/>
+                <w:color w:val="000000"/>
+                <w:sz w:val="40"/>
+                <w:szCs w:val="40"/>
+                <w:lang w:bidi="ml-IN"/>
+              </w:rPr>
+              <w:t xml:space="preserve"> ÍqÉlÉÉ</w:t>
+            </w:r>
+            <w:r>
+              <w:rPr>
+                <w:rFonts w:ascii="BRH Devanagari Extra" w:hAnsi="BRH Devanagari Extra" w:cs="BRH Devanagari Extra"/>
+                <w:color w:val="000000"/>
+                <w:sz w:val="40"/>
+                <w:szCs w:val="40"/>
+                <w:lang w:bidi="ml-IN"/>
+              </w:rPr>
+              <w:t>å</w:t>
+            </w:r>
+            <w:r>
+              <w:rPr>
+                <w:rFonts w:ascii="BRH Devanagari Extra" w:hAnsi="BRH Devanagari Extra" w:cs="BRH Devanagari Extra"/>
+                <w:color w:val="000000"/>
+                <w:sz w:val="40"/>
+                <w:szCs w:val="40"/>
+                <w:lang w:bidi="ml-IN"/>
+              </w:rPr>
+              <w:t>ÌiÉ |</w:t>
+            </w:r>
+          </w:p>
+        </w:tc>
+      </w:tr>
+      <w:tr>
+        <w:trPr>
+          <w:trHeight w:val="1664"/>
+        </w:trPr>
+        <w:tc>
+          <w:tcPr>
+            <w:tcW w:w="3877" w:type="dxa"/>
+          </w:tcPr>
+          <w:p>
+            <w:pPr>
+              <w:widowControl w:val="0"/>
+              <w:tabs>
+                <w:tab w:val="left" w:pos="993"/>
+              </w:tabs>
+              <w:autoSpaceDE w:val="0"/>
+              <w:autoSpaceDN w:val="0"/>
+              <w:adjustRightInd w:val="0"/>
+              <w:spacing w:before="0" w:line="240" w:lineRule="auto"/>
+              <w:ind w:right="297"/>
+              <w:rPr>
+                <w:rFonts w:cs="Arial"/>
+                <w:b/>
+                <w:sz w:val="28"/>
+                <w:szCs w:val="28"/>
+              </w:rPr>
+            </w:pPr>
+            <w:proofErr w:type="gramStart"/>
+            <w:r>
+              <w:rPr>
+                <w:rFonts w:cs="Arial"/>
+                <w:b/>
+                <w:sz w:val="28"/>
+                <w:szCs w:val="28"/>
+              </w:rPr>
+              <w:t>T.S.6.3.</w:t>
+            </w:r>
+            <w:r>
+              <w:rPr>
+                <w:rFonts w:cs="Arial"/>
+                <w:b/>
+                <w:sz w:val="28"/>
+                <w:szCs w:val="28"/>
+              </w:rPr>
+              <w:t>4.9</w:t>
+            </w:r>
+            <w:r>
+              <w:rPr>
+                <w:rFonts w:cs="Arial"/>
+                <w:b/>
+                <w:sz w:val="28"/>
+                <w:szCs w:val="28"/>
+              </w:rPr>
+              <w:t xml:space="preserve">  –</w:t>
+            </w:r>
+            <w:proofErr w:type="gramEnd"/>
+            <w:r>
+              <w:rPr>
+                <w:rFonts w:cs="Arial"/>
+                <w:b/>
+                <w:sz w:val="28"/>
+                <w:szCs w:val="28"/>
+              </w:rPr>
+              <w:t xml:space="preserve"> Kramam</w:t>
+            </w:r>
+          </w:p>
+          <w:p>
+            <w:pPr>
+              <w:widowControl w:val="0"/>
+              <w:tabs>
+                <w:tab w:val="left" w:pos="993"/>
+              </w:tabs>
+              <w:autoSpaceDE w:val="0"/>
+              <w:autoSpaceDN w:val="0"/>
+              <w:adjustRightInd w:val="0"/>
+              <w:spacing w:before="0" w:line="240" w:lineRule="auto"/>
+              <w:ind w:right="297"/>
+              <w:rPr>
+                <w:rFonts w:cs="Arial"/>
+                <w:b/>
+                <w:sz w:val="28"/>
+                <w:szCs w:val="28"/>
+                <w:lang w:val="en-IN"/>
+              </w:rPr>
+            </w:pPr>
+            <w:r>
+              <w:rPr>
+                <w:rFonts w:cs="Arial"/>
+                <w:b/>
+                <w:sz w:val="28"/>
+                <w:szCs w:val="28"/>
+                <w:lang w:val="en-IN"/>
+              </w:rPr>
+              <w:t>Krama Vaakyam No.–35</w:t>
+            </w:r>
+          </w:p>
+          <w:p>
+            <w:pPr>
+              <w:widowControl w:val="0"/>
+              <w:tabs>
+                <w:tab w:val="left" w:pos="993"/>
+              </w:tabs>
+              <w:autoSpaceDE w:val="0"/>
+              <w:autoSpaceDN w:val="0"/>
+              <w:adjustRightInd w:val="0"/>
+              <w:spacing w:before="0" w:line="240" w:lineRule="auto"/>
+              <w:ind w:right="297"/>
+              <w:rPr>
+                <w:rFonts w:cs="Arial"/>
+                <w:b/>
+                <w:sz w:val="28"/>
+                <w:szCs w:val="28"/>
+                <w:lang w:val="it-IT"/>
+              </w:rPr>
+            </w:pPr>
+            <w:r>
+              <w:rPr>
+                <w:rFonts w:cs="Arial"/>
+                <w:b/>
+                <w:sz w:val="28"/>
+                <w:szCs w:val="28"/>
+                <w:lang w:val="it-IT"/>
+              </w:rPr>
+              <w:t xml:space="preserve">Panchaati No. - </w:t>
+            </w:r>
+            <w:r>
+              <w:rPr>
+                <w:rFonts w:cs="Arial"/>
+                <w:b/>
+                <w:sz w:val="28"/>
+                <w:szCs w:val="28"/>
+                <w:lang w:val="it-IT"/>
+              </w:rPr>
+              <w:t>27</w:t>
+            </w:r>
+          </w:p>
+        </w:tc>
+        <w:tc>
+          <w:tcPr>
+            <w:tcW w:w="4738" w:type="dxa"/>
+          </w:tcPr>
+          <w:p>
+            <w:pPr>
+              <w:widowControl w:val="0"/>
+              <w:autoSpaceDE w:val="0"/>
+              <w:autoSpaceDN w:val="0"/>
+              <w:adjustRightInd w:val="0"/>
+              <w:spacing w:before="0" w:line="240" w:lineRule="auto"/>
+              <w:rPr>
+                <w:rFonts w:ascii="BRH Devanagari Extra" w:hAnsi="BRH Devanagari Extra" w:cs="BRH Devanagari Extra"/>
+                <w:color w:val="000000"/>
+                <w:sz w:val="40"/>
+                <w:szCs w:val="40"/>
+                <w:lang w:val="it-IT" w:bidi="ml-IN"/>
+              </w:rPr>
+            </w:pPr>
+            <w:r>
+              <w:rPr>
+                <w:rFonts w:ascii="BRH Devanagari Extra" w:hAnsi="BRH Devanagari Extra" w:cs="BRH Devanagari Extra"/>
+                <w:color w:val="000000"/>
+                <w:sz w:val="40"/>
+                <w:szCs w:val="40"/>
+                <w:lang w:val="it-IT" w:bidi="ml-IN"/>
+              </w:rPr>
+              <w:t>xÉëÑ</w:t>
+            </w:r>
+            <w:r>
+              <w:rPr>
+                <w:rFonts w:ascii="BRH Malayalam Extra" w:hAnsi="BRH Malayalam Extra" w:cs="BRH Devanagari Extra"/>
+                <w:b/>
+                <w:color w:val="000000"/>
+                <w:sz w:val="32"/>
+                <w:szCs w:val="40"/>
+                <w:lang w:val="it-IT" w:bidi="ml-IN"/>
+              </w:rPr>
+              <w:t>–</w:t>
+            </w:r>
+            <w:r>
+              <w:rPr>
+                <w:rFonts w:ascii="BRH Devanagari Extra" w:hAnsi="BRH Devanagari Extra" w:cs="BRH Devanagari Extra"/>
+                <w:color w:val="000000"/>
+                <w:sz w:val="40"/>
+                <w:szCs w:val="40"/>
+                <w:lang w:val="it-IT" w:bidi="ml-IN"/>
+              </w:rPr>
+              <w:t>cÉÉqÉç ÌlÉ</w:t>
+            </w:r>
+            <w:r>
+              <w:rPr>
+                <w:rFonts w:ascii="BRH Malayalam Extra" w:hAnsi="BRH Malayalam Extra" w:cs="BRH Devanagari Extra"/>
+                <w:b/>
+                <w:color w:val="000000"/>
+                <w:sz w:val="32"/>
+                <w:szCs w:val="40"/>
+                <w:lang w:val="it-IT" w:bidi="ml-IN"/>
+              </w:rPr>
+              <w:t>–</w:t>
+            </w:r>
+            <w:r>
+              <w:rPr>
+                <w:rFonts w:ascii="BRH Devanagari Extra" w:hAnsi="BRH Devanagari Extra" w:cs="BRH Devanagari Extra"/>
+                <w:color w:val="000000"/>
+                <w:sz w:val="40"/>
+                <w:szCs w:val="40"/>
+                <w:lang w:val="it-IT" w:bidi="ml-IN"/>
+              </w:rPr>
+              <w:t xml:space="preserve">w¢ürÉþhÉqÉç | </w:t>
+            </w:r>
+          </w:p>
+          <w:p>
+            <w:pPr>
+              <w:widowControl w:val="0"/>
+              <w:autoSpaceDE w:val="0"/>
+              <w:autoSpaceDN w:val="0"/>
+              <w:adjustRightInd w:val="0"/>
+              <w:spacing w:before="0" w:line="240" w:lineRule="auto"/>
+              <w:rPr>
+                <w:rFonts w:ascii="BRH Malayalam Extra" w:eastAsia="Times New Roman" w:hAnsi="BRH Malayalam Extra" w:cs="BRH Malayalam Extra"/>
+                <w:color w:val="000000"/>
+                <w:sz w:val="40"/>
+                <w:szCs w:val="40"/>
+                <w:lang w:val="it-IT" w:eastAsia="en-IN" w:bidi="ml-IN"/>
+              </w:rPr>
+            </w:pPr>
+            <w:r>
+              <w:rPr>
+                <w:rFonts w:ascii="BRH Devanagari Extra" w:hAnsi="BRH Devanagari Extra" w:cs="BRH Devanagari Extra"/>
+                <w:color w:val="000000"/>
+                <w:sz w:val="40"/>
+                <w:szCs w:val="40"/>
+                <w:lang w:val="it-IT" w:bidi="ml-IN"/>
+              </w:rPr>
+              <w:t>ÌlÉ</w:t>
+            </w:r>
+            <w:r>
+              <w:rPr>
+                <w:rFonts w:ascii="BRH Malayalam Extra" w:hAnsi="BRH Malayalam Extra" w:cs="BRH Devanagari Extra"/>
+                <w:b/>
+                <w:color w:val="000000"/>
+                <w:sz w:val="32"/>
+                <w:szCs w:val="40"/>
+                <w:lang w:val="it-IT" w:bidi="ml-IN"/>
+              </w:rPr>
+              <w:t>–</w:t>
+            </w:r>
+            <w:r>
+              <w:rPr>
+                <w:rFonts w:ascii="BRH Devanagari Extra" w:hAnsi="BRH Devanagari Extra" w:cs="BRH Devanagari Extra"/>
+                <w:color w:val="000000"/>
+                <w:sz w:val="40"/>
+                <w:szCs w:val="40"/>
+                <w:lang w:val="it-IT" w:bidi="ml-IN"/>
+              </w:rPr>
+              <w:t>w¢ürÉþhÉqÉmÉzrÉ</w:t>
+            </w:r>
+            <w:r>
+              <w:rPr>
+                <w:rFonts w:ascii="BRH Devanagari Extra" w:hAnsi="BRH Devanagari Extra" w:cs="BRH Devanagari Extra"/>
+                <w:color w:val="000000"/>
+                <w:sz w:val="40"/>
+                <w:szCs w:val="40"/>
+                <w:highlight w:val="yellow"/>
+                <w:lang w:val="it-IT" w:bidi="ml-IN"/>
+              </w:rPr>
+              <w:t>iÉ</w:t>
+            </w:r>
+            <w:r>
+              <w:rPr>
+                <w:rFonts w:ascii="BRH Devanagari Extra" w:hAnsi="BRH Devanagari Extra" w:cs="BRH Devanagari Extra"/>
+                <w:color w:val="000000"/>
+                <w:sz w:val="40"/>
+                <w:szCs w:val="40"/>
+                <w:lang w:val="it-IT" w:bidi="ml-IN"/>
+              </w:rPr>
+              <w:t>ç |</w:t>
+            </w:r>
+          </w:p>
+        </w:tc>
+        <w:tc>
+          <w:tcPr>
+            <w:tcW w:w="5220" w:type="dxa"/>
+          </w:tcPr>
+          <w:p>
+            <w:pPr>
+              <w:widowControl w:val="0"/>
+              <w:autoSpaceDE w:val="0"/>
+              <w:autoSpaceDN w:val="0"/>
+              <w:adjustRightInd w:val="0"/>
+              <w:spacing w:before="0" w:line="240" w:lineRule="auto"/>
+              <w:rPr>
+                <w:rFonts w:ascii="BRH Devanagari Extra" w:hAnsi="BRH Devanagari Extra" w:cs="BRH Devanagari Extra"/>
+                <w:color w:val="000000"/>
+                <w:sz w:val="40"/>
+                <w:szCs w:val="40"/>
+                <w:lang w:val="it-IT" w:bidi="ml-IN"/>
+              </w:rPr>
+            </w:pPr>
+            <w:r>
+              <w:rPr>
+                <w:rFonts w:ascii="BRH Devanagari Extra" w:hAnsi="BRH Devanagari Extra" w:cs="BRH Devanagari Extra"/>
+                <w:color w:val="000000"/>
+                <w:sz w:val="40"/>
+                <w:szCs w:val="40"/>
+                <w:lang w:val="it-IT" w:bidi="ml-IN"/>
+              </w:rPr>
+              <w:t>xÉëÑ</w:t>
+            </w:r>
+            <w:r>
+              <w:rPr>
+                <w:rFonts w:ascii="BRH Malayalam Extra" w:hAnsi="BRH Malayalam Extra" w:cs="BRH Devanagari Extra"/>
+                <w:b/>
+                <w:color w:val="000000"/>
+                <w:sz w:val="32"/>
+                <w:szCs w:val="40"/>
+                <w:lang w:val="it-IT" w:bidi="ml-IN"/>
+              </w:rPr>
+              <w:t>–</w:t>
+            </w:r>
+            <w:r>
+              <w:rPr>
+                <w:rFonts w:ascii="BRH Devanagari Extra" w:hAnsi="BRH Devanagari Extra" w:cs="BRH Devanagari Extra"/>
+                <w:color w:val="000000"/>
+                <w:sz w:val="40"/>
+                <w:szCs w:val="40"/>
+                <w:lang w:val="it-IT" w:bidi="ml-IN"/>
+              </w:rPr>
+              <w:t>cÉÉqÉç ÌlÉ</w:t>
+            </w:r>
+            <w:r>
+              <w:rPr>
+                <w:rFonts w:ascii="BRH Malayalam Extra" w:hAnsi="BRH Malayalam Extra" w:cs="BRH Devanagari Extra"/>
+                <w:b/>
+                <w:color w:val="000000"/>
+                <w:sz w:val="32"/>
+                <w:szCs w:val="40"/>
+                <w:lang w:val="it-IT" w:bidi="ml-IN"/>
+              </w:rPr>
+              <w:t>–</w:t>
+            </w:r>
+            <w:r>
+              <w:rPr>
+                <w:rFonts w:ascii="BRH Devanagari Extra" w:hAnsi="BRH Devanagari Extra" w:cs="BRH Devanagari Extra"/>
+                <w:color w:val="000000"/>
+                <w:sz w:val="40"/>
+                <w:szCs w:val="40"/>
+                <w:lang w:val="it-IT" w:bidi="ml-IN"/>
+              </w:rPr>
+              <w:t xml:space="preserve">w¢ürÉþhÉqÉç | </w:t>
+            </w:r>
+          </w:p>
+          <w:p>
+            <w:pPr>
+              <w:widowControl w:val="0"/>
+              <w:autoSpaceDE w:val="0"/>
+              <w:autoSpaceDN w:val="0"/>
+              <w:adjustRightInd w:val="0"/>
+              <w:spacing w:before="0" w:line="240" w:lineRule="auto"/>
+              <w:rPr>
+                <w:rFonts w:ascii="BRH Malayalam Extra" w:eastAsia="Times New Roman" w:hAnsi="BRH Malayalam Extra" w:cs="BRH Malayalam Extra"/>
+                <w:color w:val="000000"/>
+                <w:sz w:val="40"/>
+                <w:szCs w:val="40"/>
+                <w:lang w:val="it-IT" w:eastAsia="en-IN" w:bidi="ml-IN"/>
+              </w:rPr>
+            </w:pPr>
+            <w:r>
+              <w:rPr>
+                <w:rFonts w:ascii="BRH Devanagari Extra" w:hAnsi="BRH Devanagari Extra" w:cs="BRH Devanagari Extra"/>
+                <w:color w:val="000000"/>
+                <w:sz w:val="40"/>
+                <w:szCs w:val="40"/>
+                <w:lang w:val="it-IT" w:bidi="ml-IN"/>
+              </w:rPr>
+              <w:t>ÌlÉ</w:t>
+            </w:r>
+            <w:r>
+              <w:rPr>
+                <w:rFonts w:ascii="BRH Malayalam Extra" w:hAnsi="BRH Malayalam Extra" w:cs="BRH Devanagari Extra"/>
+                <w:b/>
+                <w:color w:val="000000"/>
+                <w:sz w:val="32"/>
+                <w:szCs w:val="40"/>
+                <w:lang w:val="it-IT" w:bidi="ml-IN"/>
+              </w:rPr>
+              <w:t>–</w:t>
+            </w:r>
+            <w:r>
+              <w:rPr>
+                <w:rFonts w:ascii="BRH Devanagari Extra" w:hAnsi="BRH Devanagari Extra" w:cs="BRH Devanagari Extra"/>
+                <w:color w:val="000000"/>
+                <w:sz w:val="40"/>
+                <w:szCs w:val="40"/>
+                <w:lang w:val="it-IT" w:bidi="ml-IN"/>
+              </w:rPr>
+              <w:t>w¢ürÉþhÉqÉmÉzrÉ</w:t>
+            </w:r>
+            <w:r>
+              <w:rPr>
+                <w:rFonts w:ascii="BRH Devanagari" w:hAnsi="BRH Devanagari" w:cs="BRH Devanagari"/>
+                <w:color w:val="000000"/>
+                <w:sz w:val="40"/>
+                <w:szCs w:val="40"/>
+                <w:highlight w:val="green"/>
+                <w:lang w:val="it-IT" w:bidi="hi-IN"/>
+              </w:rPr>
+              <w:t>³Éç</w:t>
+            </w:r>
+            <w:r>
+              <w:rPr>
+                <w:rFonts w:ascii="BRH Devanagari Extra" w:hAnsi="BRH Devanagari Extra" w:cs="BRH Devanagari Extra"/>
+                <w:color w:val="000000"/>
+                <w:sz w:val="40"/>
+                <w:szCs w:val="40"/>
+                <w:lang w:val="it-IT" w:bidi="ml-IN"/>
+              </w:rPr>
+              <w:t xml:space="preserve"> |</w:t>
+            </w:r>
+          </w:p>
+        </w:tc>
+      </w:tr>
+      <w:tr>
+        <w:trPr>
+          <w:trHeight w:val="964"/>
+        </w:trPr>
+        <w:tc>
+          <w:tcPr>
+            <w:tcW w:w="3877" w:type="dxa"/>
+          </w:tcPr>
+          <w:p>
+            <w:pPr>
+              <w:widowControl w:val="0"/>
+              <w:tabs>
+                <w:tab w:val="left" w:pos="993"/>
+              </w:tabs>
+              <w:autoSpaceDE w:val="0"/>
+              <w:autoSpaceDN w:val="0"/>
+              <w:adjustRightInd w:val="0"/>
+              <w:spacing w:before="0" w:line="252" w:lineRule="auto"/>
+              <w:ind w:right="297"/>
+              <w:rPr>
+                <w:rFonts w:cs="Arial"/>
+                <w:b/>
+                <w:sz w:val="28"/>
+                <w:szCs w:val="28"/>
+              </w:rPr>
+            </w:pPr>
+            <w:proofErr w:type="gramStart"/>
+            <w:r>
+              <w:rPr>
+                <w:rFonts w:cs="Arial"/>
+                <w:b/>
+                <w:sz w:val="28"/>
+                <w:szCs w:val="28"/>
+              </w:rPr>
               <w:t>T.S.6.3.</w:t>
             </w:r>
             <w:r>
@@ -3688,6 +4417,7 @@
                 <w:sz w:val="28"/>
                 <w:szCs w:val="32"/>
               </w:rPr>
+              <w:lastRenderedPageBreak/>
               <w:t>T.S.6.3.</w:t>
             </w:r>
             <w:r>
@@ -4074,7 +4804,6 @@
           <w:szCs w:val="32"/>
           <w:u w:val="single"/>
         </w:rPr>
-        <w:lastRenderedPageBreak/>
         <w:t xml:space="preserve">TS </w:t>
       </w:r>
       <w:r>
@@ -5599,6 +6328,7 @@
                 <w:sz w:val="28"/>
                 <w:szCs w:val="32"/>
               </w:rPr>
+              <w:lastRenderedPageBreak/>
               <w:t>T.S.6.3.2.4 – Kramam</w:t>
             </w:r>
           </w:p>
@@ -6006,7 +6736,6 @@
                 <w:sz w:val="28"/>
                 <w:szCs w:val="32"/>
               </w:rPr>
-              <w:lastRenderedPageBreak/>
               <w:t>T.S.6.3.2.4 – Kramam</w:t>
             </w:r>
           </w:p>
@@ -8210,6 +8939,7 @@
                 <w:szCs w:val="40"/>
                 <w:lang w:bidi="ml-IN"/>
               </w:rPr>
+              <w:lastRenderedPageBreak/>
               <w:t>AÉ</w:t>
             </w:r>
             <w:r>
@@ -8364,6 +9094,7 @@
                 <w:szCs w:val="40"/>
                 <w:lang w:bidi="ml-IN"/>
               </w:rPr>
+              <w:lastRenderedPageBreak/>
               <w:t>AÉ</w:t>
             </w:r>
             <w:r>
@@ -8428,6 +9159,7 @@
                 <w:szCs w:val="40"/>
                 <w:lang w:bidi="ml-IN"/>
               </w:rPr>
+              <w:lastRenderedPageBreak/>
               <w:t>AÉ</w:t>
             </w:r>
             <w:r>
@@ -10751,6 +11483,7 @@
                 <w:szCs w:val="40"/>
                 <w:lang w:bidi="ml-IN"/>
               </w:rPr>
+              <w:lastRenderedPageBreak/>
               <w:t>AÉ</w:t>
             </w:r>
             <w:r>
@@ -10863,6 +11596,7 @@
                 <w:szCs w:val="40"/>
                 <w:lang w:bidi="ml-IN"/>
               </w:rPr>
+              <w:lastRenderedPageBreak/>
               <w:t>AaÉë</w:t>
             </w:r>
             <w:r>
@@ -10947,6 +11681,7 @@
                 <w:szCs w:val="40"/>
                 <w:lang w:bidi="ml-IN"/>
               </w:rPr>
+              <w:lastRenderedPageBreak/>
               <w:t>AÉ</w:t>
             </w:r>
             <w:r>
@@ -11071,6 +11806,7 @@
                 <w:sz w:val="28"/>
                 <w:szCs w:val="32"/>
               </w:rPr>
+              <w:lastRenderedPageBreak/>
               <w:t>T.S.6.3.10.2  –</w:t>
             </w:r>
             <w:proofErr w:type="gramEnd"/>
@@ -11507,7 +12243,6 @@
                 <w:sz w:val="28"/>
                 <w:szCs w:val="32"/>
               </w:rPr>
-              <w:lastRenderedPageBreak/>
               <w:t>T.S.6.3.10.6  –</w:t>
             </w:r>
             <w:proofErr w:type="gramEnd"/>
@@ -13413,6 +14148,7 @@
                 <w:sz w:val="32"/>
                 <w:szCs w:val="32"/>
               </w:rPr>
+              <w:lastRenderedPageBreak/>
               <w:t>Section, Paragraph</w:t>
             </w:r>
           </w:p>

--- a/TS-Kramam/TS-6.3/TS 6.3 Sanskrit Krama Paatam Corrections.docx
+++ b/TS-Kramam/TS-6.3/TS 6.3 Sanskrit Krama Paatam Corrections.docx
@@ -81,18 +81,7 @@
           <w:szCs w:val="32"/>
           <w:u w:val="single"/>
         </w:rPr>
-        <w:t xml:space="preserve">Observed </w:t>
-      </w:r>
-      <w:proofErr w:type="gramStart"/>
-      <w:r>
-        <w:rPr>
-          <w:b/>
-          <w:bCs/>
-          <w:sz w:val="32"/>
-          <w:szCs w:val="32"/>
-          <w:u w:val="single"/>
-        </w:rPr>
-        <w:t xml:space="preserve">till </w:t>
+        <w:t xml:space="preserve">Observed till </w:t>
       </w:r>
       <w:r>
         <w:rPr>
@@ -105,7 +94,6 @@
         </w:rPr>
         <w:t>????</w:t>
       </w:r>
-      <w:proofErr w:type="gramEnd"/>
     </w:p>
     <w:p>
       <w:pPr>
@@ -270,7 +258,6 @@
                 <w:szCs w:val="28"/>
               </w:rPr>
             </w:pPr>
-            <w:proofErr w:type="gramStart"/>
             <w:r>
               <w:rPr>
                 <w:rFonts w:cs="Arial"/>
@@ -296,17 +283,7 @@
                 <w:sz w:val="28"/>
                 <w:szCs w:val="28"/>
               </w:rPr>
-              <w:t xml:space="preserve">  –</w:t>
-            </w:r>
-            <w:proofErr w:type="gramEnd"/>
-            <w:r>
-              <w:rPr>
-                <w:rFonts w:cs="Arial"/>
-                <w:b/>
-                <w:sz w:val="28"/>
-                <w:szCs w:val="28"/>
-              </w:rPr>
-              <w:t xml:space="preserve"> Kramam</w:t>
+              <w:t xml:space="preserve">  – Kramam</w:t>
             </w:r>
           </w:p>
           <w:p>
@@ -554,7 +531,6 @@
                 <w:szCs w:val="28"/>
               </w:rPr>
             </w:pPr>
-            <w:proofErr w:type="gramStart"/>
             <w:r>
               <w:rPr>
                 <w:rFonts w:cs="Arial"/>
@@ -580,17 +556,7 @@
                 <w:sz w:val="28"/>
                 <w:szCs w:val="28"/>
               </w:rPr>
-              <w:t xml:space="preserve">  –</w:t>
-            </w:r>
-            <w:proofErr w:type="gramEnd"/>
-            <w:r>
-              <w:rPr>
-                <w:rFonts w:cs="Arial"/>
-                <w:b/>
-                <w:sz w:val="28"/>
-                <w:szCs w:val="28"/>
-              </w:rPr>
-              <w:t xml:space="preserve"> Kramam</w:t>
+              <w:t xml:space="preserve">  – Kramam</w:t>
             </w:r>
           </w:p>
           <w:p>
@@ -920,7 +886,6 @@
                 <w:szCs w:val="28"/>
               </w:rPr>
             </w:pPr>
-            <w:proofErr w:type="gramStart"/>
             <w:r>
               <w:rPr>
                 <w:rFonts w:cs="Arial"/>
@@ -946,17 +911,7 @@
                 <w:sz w:val="28"/>
                 <w:szCs w:val="28"/>
               </w:rPr>
-              <w:t xml:space="preserve">  –</w:t>
-            </w:r>
-            <w:proofErr w:type="gramEnd"/>
-            <w:r>
-              <w:rPr>
-                <w:rFonts w:cs="Arial"/>
-                <w:b/>
-                <w:sz w:val="28"/>
-                <w:szCs w:val="28"/>
-              </w:rPr>
-              <w:t xml:space="preserve"> Kramam</w:t>
+              <w:t xml:space="preserve">  – Kramam</w:t>
             </w:r>
           </w:p>
           <w:p>
@@ -1366,7 +1321,6 @@
                 <w:szCs w:val="32"/>
               </w:rPr>
             </w:pPr>
-            <w:proofErr w:type="gramStart"/>
             <w:r>
               <w:rPr>
                 <w:rFonts w:cs="Arial"/>
@@ -1392,17 +1346,7 @@
                 <w:sz w:val="28"/>
                 <w:szCs w:val="32"/>
               </w:rPr>
-              <w:t xml:space="preserve"> –</w:t>
-            </w:r>
-            <w:proofErr w:type="gramEnd"/>
-            <w:r>
-              <w:rPr>
-                <w:rFonts w:cs="Arial"/>
-                <w:b/>
-                <w:sz w:val="28"/>
-                <w:szCs w:val="32"/>
-              </w:rPr>
-              <w:t xml:space="preserve"> Kramam</w:t>
+              <w:t xml:space="preserve"> – Kramam</w:t>
             </w:r>
           </w:p>
           <w:p>
@@ -1734,7 +1678,6 @@
                 <w:szCs w:val="28"/>
               </w:rPr>
             </w:pPr>
-            <w:proofErr w:type="gramStart"/>
             <w:r>
               <w:rPr>
                 <w:rFonts w:cs="Arial"/>
@@ -1778,17 +1721,7 @@
                 <w:sz w:val="28"/>
                 <w:szCs w:val="28"/>
               </w:rPr>
-              <w:t xml:space="preserve">  –</w:t>
-            </w:r>
-            <w:proofErr w:type="gramEnd"/>
-            <w:r>
-              <w:rPr>
-                <w:rFonts w:cs="Arial"/>
-                <w:b/>
-                <w:sz w:val="28"/>
-                <w:szCs w:val="28"/>
-              </w:rPr>
-              <w:t xml:space="preserve"> Kramam</w:t>
+              <w:t xml:space="preserve">  – Kramam</w:t>
             </w:r>
           </w:p>
           <w:p>
@@ -2120,7 +2053,6 @@
                 <w:szCs w:val="28"/>
               </w:rPr>
             </w:pPr>
-            <w:proofErr w:type="gramStart"/>
             <w:r>
               <w:rPr>
                 <w:rFonts w:cs="Arial"/>
@@ -2164,17 +2096,7 @@
                 <w:sz w:val="28"/>
                 <w:szCs w:val="28"/>
               </w:rPr>
-              <w:t xml:space="preserve">  –</w:t>
-            </w:r>
-            <w:proofErr w:type="gramEnd"/>
-            <w:r>
-              <w:rPr>
-                <w:rFonts w:cs="Arial"/>
-                <w:b/>
-                <w:sz w:val="28"/>
-                <w:szCs w:val="28"/>
-              </w:rPr>
-              <w:t xml:space="preserve"> Kramam</w:t>
+              <w:t xml:space="preserve">  – Kramam</w:t>
             </w:r>
           </w:p>
           <w:p>
@@ -2430,7 +2352,6 @@
                 <w:szCs w:val="28"/>
               </w:rPr>
             </w:pPr>
-            <w:proofErr w:type="gramStart"/>
             <w:r>
               <w:rPr>
                 <w:rFonts w:cs="Arial"/>
@@ -2475,17 +2396,7 @@
                 <w:sz w:val="28"/>
                 <w:szCs w:val="28"/>
               </w:rPr>
-              <w:t xml:space="preserve">  –</w:t>
-            </w:r>
-            <w:proofErr w:type="gramEnd"/>
-            <w:r>
-              <w:rPr>
-                <w:rFonts w:cs="Arial"/>
-                <w:b/>
-                <w:sz w:val="28"/>
-                <w:szCs w:val="28"/>
-              </w:rPr>
-              <w:t xml:space="preserve"> Kramam</w:t>
+              <w:t xml:space="preserve">  – Kramam</w:t>
             </w:r>
           </w:p>
           <w:p>
@@ -2773,7 +2684,6 @@
                 <w:szCs w:val="28"/>
               </w:rPr>
             </w:pPr>
-            <w:proofErr w:type="gramStart"/>
             <w:r>
               <w:rPr>
                 <w:rFonts w:cs="Arial"/>
@@ -2799,17 +2709,7 @@
                 <w:sz w:val="28"/>
                 <w:szCs w:val="28"/>
               </w:rPr>
-              <w:t xml:space="preserve">  –</w:t>
-            </w:r>
-            <w:proofErr w:type="gramEnd"/>
-            <w:r>
-              <w:rPr>
-                <w:rFonts w:cs="Arial"/>
-                <w:b/>
-                <w:sz w:val="28"/>
-                <w:szCs w:val="28"/>
-              </w:rPr>
-              <w:t xml:space="preserve"> Kramam</w:t>
+              <w:t xml:space="preserve">  – Kramam</w:t>
             </w:r>
           </w:p>
           <w:p>
@@ -3192,7 +3092,6 @@
                 <w:szCs w:val="28"/>
               </w:rPr>
             </w:pPr>
-            <w:proofErr w:type="gramStart"/>
             <w:r>
               <w:rPr>
                 <w:rFonts w:cs="Arial"/>
@@ -3218,17 +3117,7 @@
                 <w:sz w:val="28"/>
                 <w:szCs w:val="28"/>
               </w:rPr>
-              <w:t xml:space="preserve">  –</w:t>
-            </w:r>
-            <w:proofErr w:type="gramEnd"/>
-            <w:r>
-              <w:rPr>
-                <w:rFonts w:cs="Arial"/>
-                <w:b/>
-                <w:sz w:val="28"/>
-                <w:szCs w:val="28"/>
-              </w:rPr>
-              <w:t xml:space="preserve"> Kramam</w:t>
+              <w:t xml:space="preserve">  – Kramam</w:t>
             </w:r>
           </w:p>
           <w:p>
@@ -3591,7 +3480,6 @@
                 <w:szCs w:val="28"/>
               </w:rPr>
             </w:pPr>
-            <w:proofErr w:type="gramStart"/>
             <w:r>
               <w:rPr>
                 <w:rFonts w:cs="Arial"/>
@@ -3617,17 +3505,7 @@
                 <w:sz w:val="28"/>
                 <w:szCs w:val="28"/>
               </w:rPr>
-              <w:t xml:space="preserve">  –</w:t>
-            </w:r>
-            <w:proofErr w:type="gramEnd"/>
-            <w:r>
-              <w:rPr>
-                <w:rFonts w:cs="Arial"/>
-                <w:b/>
-                <w:sz w:val="28"/>
-                <w:szCs w:val="28"/>
-              </w:rPr>
-              <w:t xml:space="preserve"> Kramam</w:t>
+              <w:t xml:space="preserve">  – Kramam</w:t>
             </w:r>
           </w:p>
           <w:p>
@@ -3696,7 +3574,7 @@
                 <w:szCs w:val="28"/>
                 <w:lang w:val="it-IT"/>
               </w:rPr>
-              <w:t xml:space="preserve">Panchaati No. - </w:t>
+              <w:t xml:space="preserve">Panchaati No. </w:t>
             </w:r>
             <w:r>
               <w:rPr>
@@ -3706,7 +3584,37 @@
                 <w:szCs w:val="28"/>
                 <w:lang w:val="it-IT"/>
               </w:rPr>
+              <w:t>–</w:t>
+            </w:r>
+            <w:r>
+              <w:rPr>
+                <w:rFonts w:cs="Arial"/>
+                <w:b/>
+                <w:sz w:val="28"/>
+                <w:szCs w:val="28"/>
+                <w:lang w:val="it-IT"/>
+              </w:rPr>
+              <w:t xml:space="preserve"> </w:t>
+            </w:r>
+            <w:r>
+              <w:rPr>
+                <w:rFonts w:cs="Arial"/>
+                <w:b/>
+                <w:sz w:val="28"/>
+                <w:szCs w:val="28"/>
+                <w:lang w:val="it-IT"/>
+              </w:rPr>
               <w:t>45</w:t>
+            </w:r>
+            <w:r>
+              <w:rPr>
+                <w:rFonts w:cs="Arial"/>
+                <w:b/>
+                <w:sz w:val="28"/>
+                <w:szCs w:val="28"/>
+                <w:lang w:val="it-IT"/>
+              </w:rPr>
+              <w:t>, 46</w:t>
             </w:r>
           </w:p>
         </w:tc>
@@ -3754,7 +3662,113 @@
                 <w:szCs w:val="40"/>
                 <w:lang w:bidi="ml-IN"/>
               </w:rPr>
-              <w:t>hÉÉlNÒûMçü |</w:t>
+              <w:t>hÉÉ</w:t>
+            </w:r>
+            <w:r>
+              <w:rPr>
+                <w:rFonts w:ascii="BRH Devanagari Extra" w:hAnsi="BRH Devanagari Extra" w:cs="BRH Devanagari Extra"/>
+                <w:color w:val="000000"/>
+                <w:sz w:val="40"/>
+                <w:szCs w:val="40"/>
+                <w:highlight w:val="yellow"/>
+                <w:lang w:bidi="ml-IN"/>
+              </w:rPr>
+              <w:t>l</w:t>
+            </w:r>
+            <w:r>
+              <w:rPr>
+                <w:rFonts w:ascii="BRH Devanagari Extra" w:hAnsi="BRH Devanagari Extra" w:cs="BRH Devanagari Extra"/>
+                <w:color w:val="000000"/>
+                <w:sz w:val="40"/>
+                <w:szCs w:val="40"/>
+                <w:lang w:bidi="ml-IN"/>
+              </w:rPr>
+              <w:t>NÒûMçü |</w:t>
+            </w:r>
+            <w:r>
+              <w:rPr>
+                <w:rFonts w:ascii="BRH Devanagari Extra" w:hAnsi="BRH Devanagari Extra" w:cs="BRH Devanagari Extra"/>
+                <w:color w:val="000000"/>
+                <w:sz w:val="40"/>
+                <w:szCs w:val="40"/>
+                <w:lang w:bidi="ml-IN"/>
+              </w:rPr>
+              <w:t xml:space="preserve"> </w:t>
+            </w:r>
+          </w:p>
+          <w:p>
+            <w:pPr>
+              <w:spacing w:before="0" w:line="240" w:lineRule="auto"/>
+              <w:rPr>
+                <w:rFonts w:ascii="BRH Devanagari Extra" w:hAnsi="BRH Devanagari Extra" w:cs="BRH Devanagari Extra"/>
+                <w:color w:val="000000"/>
+                <w:sz w:val="40"/>
+                <w:szCs w:val="40"/>
+                <w:lang w:bidi="ml-IN"/>
+              </w:rPr>
+            </w:pPr>
+            <w:r>
+              <w:rPr>
+                <w:rFonts w:ascii="BRH Devanagari Extra" w:hAnsi="BRH Devanagari Extra" w:cs="BRH Devanagari Extra"/>
+                <w:color w:val="000000"/>
+                <w:sz w:val="40"/>
+                <w:szCs w:val="40"/>
+                <w:lang w:bidi="ml-IN"/>
+              </w:rPr>
+              <w:t>mÉëÉ</w:t>
+            </w:r>
+            <w:r>
+              <w:rPr>
+                <w:rFonts w:ascii="BRH Malayalam Extra" w:hAnsi="BRH Malayalam Extra" w:cs="BRH Devanagari Extra"/>
+                <w:b/>
+                <w:color w:val="000000"/>
+                <w:sz w:val="32"/>
+                <w:szCs w:val="40"/>
+                <w:lang w:bidi="ml-IN"/>
+              </w:rPr>
+              <w:t>–</w:t>
+            </w:r>
+            <w:r>
+              <w:rPr>
+                <w:rFonts w:ascii="BRH Devanagari Extra" w:hAnsi="BRH Devanagari Extra" w:cs="BRH Devanagari Extra"/>
+                <w:color w:val="000000"/>
+                <w:sz w:val="40"/>
+                <w:szCs w:val="40"/>
+                <w:highlight w:val="yellow"/>
+                <w:lang w:bidi="ml-IN"/>
+              </w:rPr>
+              <w:t>h</w:t>
+            </w:r>
+            <w:r>
+              <w:rPr>
+                <w:rFonts w:ascii="BRH Devanagari Extra" w:hAnsi="BRH Devanagari Extra" w:cs="BRH Devanagari Extra"/>
+                <w:color w:val="000000"/>
+                <w:sz w:val="40"/>
+                <w:szCs w:val="40"/>
+                <w:lang w:bidi="ml-IN"/>
+              </w:rPr>
+              <w:t>ÉÌlÉÌiÉþ mÉë - A</w:t>
+            </w:r>
+            <w:r>
+              <w:rPr>
+                <w:rFonts w:ascii="BRH Malayalam Extra" w:hAnsi="BRH Malayalam Extra" w:cs="BRH Devanagari Extra"/>
+                <w:b/>
+                <w:color w:val="000000"/>
+                <w:sz w:val="32"/>
+                <w:szCs w:val="40"/>
+                <w:lang w:bidi="ml-IN"/>
+              </w:rPr>
+              <w:t>–</w:t>
+            </w:r>
+            <w:r>
+              <w:rPr>
+                <w:rFonts w:ascii="BRH Devanagari Extra" w:hAnsi="BRH Devanagari Extra" w:cs="BRH Devanagari Extra"/>
+                <w:color w:val="000000"/>
+                <w:sz w:val="40"/>
+                <w:szCs w:val="40"/>
+                <w:lang w:bidi="ml-IN"/>
+              </w:rPr>
+              <w:t>lÉÉlÉç |</w:t>
             </w:r>
           </w:p>
         </w:tc>
@@ -3833,6 +3847,101 @@
                 <w:lang w:bidi="ml-IN"/>
               </w:rPr>
               <w:t>ÒûMçü |</w:t>
+            </w:r>
+            <w:r>
+              <w:rPr>
+                <w:rFonts w:ascii="BRH Devanagari Extra" w:hAnsi="BRH Devanagari Extra" w:cs="BRH Devanagari Extra"/>
+                <w:color w:val="000000"/>
+                <w:sz w:val="40"/>
+                <w:szCs w:val="40"/>
+                <w:lang w:bidi="ml-IN"/>
+              </w:rPr>
+              <w:t xml:space="preserve"> </w:t>
+            </w:r>
+          </w:p>
+          <w:p>
+            <w:pPr>
+              <w:spacing w:before="0" w:line="240" w:lineRule="auto"/>
+              <w:rPr>
+                <w:rFonts w:ascii="BRH Devanagari Extra" w:hAnsi="BRH Devanagari Extra" w:cs="BRH Devanagari Extra"/>
+                <w:color w:val="000000"/>
+                <w:sz w:val="40"/>
+                <w:szCs w:val="40"/>
+                <w:lang w:bidi="ml-IN"/>
+              </w:rPr>
+            </w:pPr>
+            <w:r>
+              <w:rPr>
+                <w:rFonts w:ascii="BRH Devanagari Extra" w:hAnsi="BRH Devanagari Extra" w:cs="BRH Devanagari Extra"/>
+                <w:color w:val="000000"/>
+                <w:sz w:val="40"/>
+                <w:szCs w:val="40"/>
+                <w:lang w:bidi="ml-IN"/>
+              </w:rPr>
+              <w:t>mÉëÉ</w:t>
+            </w:r>
+            <w:r>
+              <w:rPr>
+                <w:rFonts w:ascii="BRH Malayalam Extra" w:hAnsi="BRH Malayalam Extra" w:cs="BRH Devanagari Extra"/>
+                <w:b/>
+                <w:color w:val="000000"/>
+                <w:sz w:val="32"/>
+                <w:szCs w:val="40"/>
+                <w:lang w:bidi="ml-IN"/>
+              </w:rPr>
+              <w:t>–</w:t>
+            </w:r>
+            <w:r>
+              <w:rPr>
+                <w:rFonts w:ascii="BRH Devanagari Extra" w:hAnsi="BRH Devanagari Extra" w:cs="BRH Devanagari Extra"/>
+                <w:color w:val="000000"/>
+                <w:sz w:val="40"/>
+                <w:szCs w:val="40"/>
+                <w:lang w:bidi="ml-IN"/>
+              </w:rPr>
+              <w:t>hÉ</w:t>
+            </w:r>
+            <w:r>
+              <w:rPr>
+                <w:rFonts w:ascii="BRH Devanagari Extra" w:hAnsi="BRH Devanagari Extra" w:cs="BRH Devanagari Extra"/>
+                <w:color w:val="000000"/>
+                <w:sz w:val="40"/>
+                <w:szCs w:val="40"/>
+                <w:highlight w:val="green"/>
+                <w:lang w:bidi="ml-IN"/>
+              </w:rPr>
+              <w:t>É</w:t>
+            </w:r>
+            <w:r>
+              <w:rPr>
+                <w:rFonts w:ascii="BRH Devanagari Extra" w:hAnsi="BRH Devanagari Extra" w:cs="BRH Devanagari Extra"/>
+                <w:color w:val="000000"/>
+                <w:sz w:val="40"/>
+                <w:szCs w:val="40"/>
+                <w:lang w:bidi="ml-IN"/>
+              </w:rPr>
+              <w:t>ÌlÉÌiÉþ mÉë - A</w:t>
+            </w:r>
+            <w:r>
+              <w:rPr>
+                <w:rFonts w:ascii="BRH Malayalam Extra" w:hAnsi="BRH Malayalam Extra" w:cs="BRH Devanagari Extra"/>
+                <w:b/>
+                <w:color w:val="000000"/>
+                <w:sz w:val="32"/>
+                <w:szCs w:val="40"/>
+                <w:lang w:bidi="ml-IN"/>
+              </w:rPr>
+              <w:t>–</w:t>
+            </w:r>
+            <w:r>
+              <w:rPr>
+                <w:rFonts w:ascii="BRH Devanagari Extra" w:hAnsi="BRH Devanagari Extra" w:cs="BRH Devanagari Extra"/>
+                <w:color w:val="000000"/>
+                <w:sz w:val="40"/>
+                <w:szCs w:val="40"/>
+                <w:lang w:bidi="ml-IN"/>
+              </w:rPr>
+              <w:t>lÉÉlÉç |</w:t>
             </w:r>
           </w:p>
         </w:tc>
@@ -3863,7 +3972,6 @@
                 <w:szCs w:val="28"/>
               </w:rPr>
             </w:pPr>
-            <w:proofErr w:type="gramStart"/>
             <w:r>
               <w:rPr>
                 <w:rFonts w:cs="Arial"/>
@@ -3871,17 +3979,7 @@
                 <w:sz w:val="28"/>
                 <w:szCs w:val="28"/>
               </w:rPr>
-              <w:t>T.S.6.3.10.2  –</w:t>
-            </w:r>
-            <w:proofErr w:type="gramEnd"/>
-            <w:r>
-              <w:rPr>
-                <w:rFonts w:cs="Arial"/>
-                <w:b/>
-                <w:sz w:val="28"/>
-                <w:szCs w:val="28"/>
-              </w:rPr>
-              <w:t xml:space="preserve"> Kramam</w:t>
+              <w:t>T.S.6.3.10.2  – Kramam</w:t>
             </w:r>
           </w:p>
           <w:p>
@@ -4325,6 +4423,7 @@
                 <w:sz w:val="32"/>
                 <w:szCs w:val="32"/>
               </w:rPr>
+              <w:lastRenderedPageBreak/>
               <w:t>Reference</w:t>
             </w:r>
           </w:p>
@@ -4351,6 +4450,7 @@
                 <w:sz w:val="32"/>
                 <w:szCs w:val="32"/>
               </w:rPr>
+              <w:lastRenderedPageBreak/>
               <w:t>As Printed</w:t>
             </w:r>
           </w:p>
@@ -4409,15 +4509,13 @@
                 <w:szCs w:val="32"/>
               </w:rPr>
             </w:pPr>
-            <w:proofErr w:type="gramStart"/>
-            <w:r>
-              <w:rPr>
-                <w:rFonts w:cs="Arial"/>
-                <w:b/>
-                <w:sz w:val="28"/>
-                <w:szCs w:val="32"/>
-              </w:rPr>
-              <w:lastRenderedPageBreak/>
+            <w:r>
+              <w:rPr>
+                <w:rFonts w:cs="Arial"/>
+                <w:b/>
+                <w:sz w:val="28"/>
+                <w:szCs w:val="32"/>
+              </w:rPr>
               <w:t>T.S.6.3.</w:t>
             </w:r>
             <w:r>
@@ -4436,17 +4534,7 @@
                 <w:sz w:val="28"/>
                 <w:szCs w:val="32"/>
               </w:rPr>
-              <w:t xml:space="preserve"> –</w:t>
-            </w:r>
-            <w:proofErr w:type="gramEnd"/>
-            <w:r>
-              <w:rPr>
-                <w:rFonts w:cs="Arial"/>
-                <w:b/>
-                <w:sz w:val="28"/>
-                <w:szCs w:val="32"/>
-              </w:rPr>
-              <w:t xml:space="preserve"> Kramam</w:t>
+              <w:t xml:space="preserve"> – Kramam</w:t>
             </w:r>
           </w:p>
           <w:p>
@@ -5863,25 +5951,15 @@
                 <w:szCs w:val="32"/>
               </w:rPr>
             </w:pPr>
-            <w:proofErr w:type="gramStart"/>
-            <w:r>
-              <w:rPr>
-                <w:rFonts w:cs="Arial"/>
-                <w:b/>
-                <w:sz w:val="28"/>
-                <w:szCs w:val="32"/>
-              </w:rPr>
-              <w:t>T.S.6.3.2.3  –</w:t>
-            </w:r>
-            <w:proofErr w:type="gramEnd"/>
-            <w:r>
-              <w:rPr>
-                <w:rFonts w:cs="Arial"/>
-                <w:b/>
-                <w:sz w:val="28"/>
-                <w:szCs w:val="32"/>
-              </w:rPr>
-              <w:t xml:space="preserve"> Kramam</w:t>
+            <w:r>
+              <w:rPr>
+                <w:rFonts w:cs="Arial"/>
+                <w:b/>
+                <w:sz w:val="28"/>
+                <w:szCs w:val="32"/>
+              </w:rPr>
+              <w:lastRenderedPageBreak/>
+              <w:t>T.S.6.3.2.3  – Kramam</w:t>
             </w:r>
           </w:p>
           <w:p>
@@ -6328,7 +6406,6 @@
                 <w:sz w:val="28"/>
                 <w:szCs w:val="32"/>
               </w:rPr>
-              <w:lastRenderedPageBreak/>
               <w:t>T.S.6.3.2.4 – Kramam</w:t>
             </w:r>
           </w:p>
@@ -7901,25 +7978,14 @@
                 <w:szCs w:val="32"/>
               </w:rPr>
             </w:pPr>
-            <w:proofErr w:type="gramStart"/>
-            <w:r>
-              <w:rPr>
-                <w:rFonts w:cs="Arial"/>
-                <w:b/>
-                <w:sz w:val="28"/>
-                <w:szCs w:val="32"/>
-              </w:rPr>
-              <w:t>T.S.6.3.4.2  –</w:t>
-            </w:r>
-            <w:proofErr w:type="gramEnd"/>
-            <w:r>
-              <w:rPr>
-                <w:rFonts w:cs="Arial"/>
-                <w:b/>
-                <w:sz w:val="28"/>
-                <w:szCs w:val="32"/>
-              </w:rPr>
-              <w:t xml:space="preserve"> Kramam</w:t>
+            <w:r>
+              <w:rPr>
+                <w:rFonts w:cs="Arial"/>
+                <w:b/>
+                <w:sz w:val="28"/>
+                <w:szCs w:val="32"/>
+              </w:rPr>
+              <w:t>T.S.6.3.4.2  – Kramam</w:t>
             </w:r>
           </w:p>
           <w:p>
@@ -8457,25 +8523,14 @@
                 <w:szCs w:val="32"/>
               </w:rPr>
             </w:pPr>
-            <w:proofErr w:type="gramStart"/>
-            <w:r>
-              <w:rPr>
-                <w:rFonts w:cs="Arial"/>
-                <w:b/>
-                <w:sz w:val="28"/>
-                <w:szCs w:val="32"/>
-              </w:rPr>
-              <w:t>T.S.6.3.4.2  –</w:t>
-            </w:r>
-            <w:proofErr w:type="gramEnd"/>
-            <w:r>
-              <w:rPr>
-                <w:rFonts w:cs="Arial"/>
-                <w:b/>
-                <w:sz w:val="28"/>
-                <w:szCs w:val="32"/>
-              </w:rPr>
-              <w:t xml:space="preserve"> Kramam</w:t>
+            <w:r>
+              <w:rPr>
+                <w:rFonts w:cs="Arial"/>
+                <w:b/>
+                <w:sz w:val="28"/>
+                <w:szCs w:val="32"/>
+              </w:rPr>
+              <w:t>T.S.6.3.4.2  – Kramam</w:t>
             </w:r>
           </w:p>
           <w:p>
@@ -8757,25 +8812,15 @@
                 <w:szCs w:val="32"/>
               </w:rPr>
             </w:pPr>
-            <w:proofErr w:type="gramStart"/>
-            <w:r>
-              <w:rPr>
-                <w:rFonts w:cs="Arial"/>
-                <w:b/>
-                <w:sz w:val="28"/>
-                <w:szCs w:val="32"/>
-              </w:rPr>
-              <w:t>T.S.6.3.4.3  –</w:t>
-            </w:r>
-            <w:proofErr w:type="gramEnd"/>
-            <w:r>
-              <w:rPr>
-                <w:rFonts w:cs="Arial"/>
-                <w:b/>
-                <w:sz w:val="28"/>
-                <w:szCs w:val="32"/>
-              </w:rPr>
-              <w:t xml:space="preserve"> Kramam</w:t>
+            <w:r>
+              <w:rPr>
+                <w:rFonts w:cs="Arial"/>
+                <w:b/>
+                <w:sz w:val="28"/>
+                <w:szCs w:val="32"/>
+              </w:rPr>
+              <w:lastRenderedPageBreak/>
+              <w:t>T.S.6.3.4.3  – Kramam</w:t>
             </w:r>
           </w:p>
           <w:p>
@@ -8939,7 +8984,6 @@
                 <w:szCs w:val="40"/>
                 <w:lang w:bidi="ml-IN"/>
               </w:rPr>
-              <w:lastRenderedPageBreak/>
               <w:t>AÉ</w:t>
             </w:r>
             <w:r>
@@ -9094,7 +9138,6 @@
                 <w:szCs w:val="40"/>
                 <w:lang w:bidi="ml-IN"/>
               </w:rPr>
-              <w:lastRenderedPageBreak/>
               <w:t>AÉ</w:t>
             </w:r>
             <w:r>
@@ -9159,7 +9202,6 @@
                 <w:szCs w:val="40"/>
                 <w:lang w:bidi="ml-IN"/>
               </w:rPr>
-              <w:lastRenderedPageBreak/>
               <w:t>AÉ</w:t>
             </w:r>
             <w:r>
@@ -9318,26 +9360,14 @@
                 <w:szCs w:val="32"/>
               </w:rPr>
             </w:pPr>
-            <w:proofErr w:type="gramStart"/>
-            <w:r>
-              <w:rPr>
-                <w:rFonts w:cs="Arial"/>
-                <w:b/>
-                <w:sz w:val="28"/>
-                <w:szCs w:val="32"/>
-              </w:rPr>
-              <w:lastRenderedPageBreak/>
-              <w:t>T.S.6.3.4.6  –</w:t>
-            </w:r>
-            <w:proofErr w:type="gramEnd"/>
-            <w:r>
-              <w:rPr>
-                <w:rFonts w:cs="Arial"/>
-                <w:b/>
-                <w:sz w:val="28"/>
-                <w:szCs w:val="32"/>
-              </w:rPr>
-              <w:t xml:space="preserve"> Kramam</w:t>
+            <w:r>
+              <w:rPr>
+                <w:rFonts w:cs="Arial"/>
+                <w:b/>
+                <w:sz w:val="28"/>
+                <w:szCs w:val="32"/>
+              </w:rPr>
+              <w:t>T.S.6.3.4.6  – Kramam</w:t>
             </w:r>
           </w:p>
           <w:p>
@@ -9548,25 +9578,14 @@
                 <w:szCs w:val="32"/>
               </w:rPr>
             </w:pPr>
-            <w:proofErr w:type="gramStart"/>
-            <w:r>
-              <w:rPr>
-                <w:rFonts w:cs="Arial"/>
-                <w:b/>
-                <w:sz w:val="28"/>
-                <w:szCs w:val="32"/>
-              </w:rPr>
-              <w:t>T.S.6.3.4.8  –</w:t>
-            </w:r>
-            <w:proofErr w:type="gramEnd"/>
-            <w:r>
-              <w:rPr>
-                <w:rFonts w:cs="Arial"/>
-                <w:b/>
-                <w:sz w:val="28"/>
-                <w:szCs w:val="32"/>
-              </w:rPr>
-              <w:t xml:space="preserve"> Kramam</w:t>
+            <w:r>
+              <w:rPr>
+                <w:rFonts w:cs="Arial"/>
+                <w:b/>
+                <w:sz w:val="28"/>
+                <w:szCs w:val="32"/>
+              </w:rPr>
+              <w:t>T.S.6.3.4.8  – Kramam</w:t>
             </w:r>
           </w:p>
           <w:p>
@@ -10642,25 +10661,14 @@
                 <w:szCs w:val="32"/>
               </w:rPr>
             </w:pPr>
-            <w:proofErr w:type="gramStart"/>
-            <w:r>
-              <w:rPr>
-                <w:rFonts w:cs="Arial"/>
-                <w:b/>
-                <w:sz w:val="28"/>
-                <w:szCs w:val="32"/>
-              </w:rPr>
-              <w:t>T.S.6.3.8.3  –</w:t>
-            </w:r>
-            <w:proofErr w:type="gramEnd"/>
-            <w:r>
-              <w:rPr>
-                <w:rFonts w:cs="Arial"/>
-                <w:b/>
-                <w:sz w:val="28"/>
-                <w:szCs w:val="32"/>
-              </w:rPr>
-              <w:t xml:space="preserve"> Kramam</w:t>
+            <w:r>
+              <w:rPr>
+                <w:rFonts w:cs="Arial"/>
+                <w:b/>
+                <w:sz w:val="28"/>
+                <w:szCs w:val="32"/>
+              </w:rPr>
+              <w:t>T.S.6.3.8.3  – Kramam</w:t>
             </w:r>
           </w:p>
           <w:p>
@@ -10972,25 +10980,14 @@
                 <w:szCs w:val="32"/>
               </w:rPr>
             </w:pPr>
-            <w:proofErr w:type="gramStart"/>
-            <w:r>
-              <w:rPr>
-                <w:rFonts w:cs="Arial"/>
-                <w:b/>
-                <w:sz w:val="28"/>
-                <w:szCs w:val="32"/>
-              </w:rPr>
-              <w:t>T.S.6.3.8.4  –</w:t>
-            </w:r>
-            <w:proofErr w:type="gramEnd"/>
-            <w:r>
-              <w:rPr>
-                <w:rFonts w:cs="Arial"/>
-                <w:b/>
-                <w:sz w:val="28"/>
-                <w:szCs w:val="32"/>
-              </w:rPr>
-              <w:t xml:space="preserve"> Kramam</w:t>
+            <w:r>
+              <w:rPr>
+                <w:rFonts w:cs="Arial"/>
+                <w:b/>
+                <w:sz w:val="28"/>
+                <w:szCs w:val="32"/>
+              </w:rPr>
+              <w:t>T.S.6.3.8.4  – Kramam</w:t>
             </w:r>
           </w:p>
           <w:p>
@@ -11283,25 +11280,15 @@
                 <w:szCs w:val="32"/>
               </w:rPr>
             </w:pPr>
-            <w:proofErr w:type="gramStart"/>
-            <w:r>
-              <w:rPr>
-                <w:rFonts w:cs="Arial"/>
-                <w:b/>
-                <w:sz w:val="28"/>
-                <w:szCs w:val="32"/>
-              </w:rPr>
-              <w:t>T.S.6.3.9.5  –</w:t>
-            </w:r>
-            <w:proofErr w:type="gramEnd"/>
-            <w:r>
-              <w:rPr>
-                <w:rFonts w:cs="Arial"/>
-                <w:b/>
-                <w:sz w:val="28"/>
-                <w:szCs w:val="32"/>
-              </w:rPr>
-              <w:t xml:space="preserve"> Kramam</w:t>
+            <w:r>
+              <w:rPr>
+                <w:rFonts w:cs="Arial"/>
+                <w:b/>
+                <w:sz w:val="28"/>
+                <w:szCs w:val="32"/>
+              </w:rPr>
+              <w:lastRenderedPageBreak/>
+              <w:t>T.S.6.3.9.5  – Kramam</w:t>
             </w:r>
           </w:p>
           <w:p>
@@ -11483,7 +11470,6 @@
                 <w:szCs w:val="40"/>
                 <w:lang w:bidi="ml-IN"/>
               </w:rPr>
-              <w:lastRenderedPageBreak/>
               <w:t>AÉ</w:t>
             </w:r>
             <w:r>
@@ -11538,7 +11524,6 @@
               </w:rPr>
               <w:t>–</w:t>
             </w:r>
-            <w:proofErr w:type="gramStart"/>
             <w:r>
               <w:rPr>
                 <w:rFonts w:ascii="BRH Devanagari Extra" w:hAnsi="BRH Devanagari Extra" w:cs="BRH Devanagari Extra"/>
@@ -11560,7 +11545,6 @@
               </w:rPr>
               <w:t>–</w:t>
             </w:r>
-            <w:proofErr w:type="gramEnd"/>
             <w:r>
               <w:rPr>
                 <w:rFonts w:ascii="BRH Devanagari Extra" w:hAnsi="BRH Devanagari Extra" w:cs="BRH Devanagari Extra"/>
@@ -11596,7 +11580,6 @@
                 <w:szCs w:val="40"/>
                 <w:lang w:bidi="ml-IN"/>
               </w:rPr>
-              <w:lastRenderedPageBreak/>
               <w:t>AaÉë</w:t>
             </w:r>
             <w:r>
@@ -11681,7 +11664,6 @@
                 <w:szCs w:val="40"/>
                 <w:lang w:bidi="ml-IN"/>
               </w:rPr>
-              <w:lastRenderedPageBreak/>
               <w:t>AÉ</w:t>
             </w:r>
             <w:r>
@@ -11736,7 +11718,6 @@
               </w:rPr>
               <w:t>–</w:t>
             </w:r>
-            <w:proofErr w:type="gramStart"/>
             <w:r>
               <w:rPr>
                 <w:rFonts w:ascii="BRH Devanagari Extra" w:hAnsi="BRH Devanagari Extra" w:cs="BRH Devanagari Extra"/>
@@ -11758,7 +11739,6 @@
               </w:rPr>
               <w:t>–</w:t>
             </w:r>
-            <w:proofErr w:type="gramEnd"/>
             <w:r>
               <w:rPr>
                 <w:rFonts w:ascii="BRH Devanagari Extra" w:hAnsi="BRH Devanagari Extra" w:cs="BRH Devanagari Extra"/>
@@ -11798,26 +11778,14 @@
                 <w:szCs w:val="32"/>
               </w:rPr>
             </w:pPr>
-            <w:proofErr w:type="gramStart"/>
-            <w:r>
-              <w:rPr>
-                <w:rFonts w:cs="Arial"/>
-                <w:b/>
-                <w:sz w:val="28"/>
-                <w:szCs w:val="32"/>
-              </w:rPr>
-              <w:lastRenderedPageBreak/>
-              <w:t>T.S.6.3.10.2  –</w:t>
-            </w:r>
-            <w:proofErr w:type="gramEnd"/>
-            <w:r>
-              <w:rPr>
-                <w:rFonts w:cs="Arial"/>
-                <w:b/>
-                <w:sz w:val="28"/>
-                <w:szCs w:val="32"/>
-              </w:rPr>
-              <w:t xml:space="preserve"> Kramam</w:t>
+            <w:r>
+              <w:rPr>
+                <w:rFonts w:cs="Arial"/>
+                <w:b/>
+                <w:sz w:val="28"/>
+                <w:szCs w:val="32"/>
+              </w:rPr>
+              <w:t>T.S.6.3.10.2  – Kramam</w:t>
             </w:r>
           </w:p>
           <w:p>
@@ -12235,25 +12203,14 @@
                 <w:szCs w:val="32"/>
               </w:rPr>
             </w:pPr>
-            <w:proofErr w:type="gramStart"/>
-            <w:r>
-              <w:rPr>
-                <w:rFonts w:cs="Arial"/>
-                <w:b/>
-                <w:sz w:val="28"/>
-                <w:szCs w:val="32"/>
-              </w:rPr>
-              <w:t>T.S.6.3.10.6  –</w:t>
-            </w:r>
-            <w:proofErr w:type="gramEnd"/>
-            <w:r>
-              <w:rPr>
-                <w:rFonts w:cs="Arial"/>
-                <w:b/>
-                <w:sz w:val="28"/>
-                <w:szCs w:val="32"/>
-              </w:rPr>
-              <w:t xml:space="preserve"> Kramam</w:t>
+            <w:r>
+              <w:rPr>
+                <w:rFonts w:cs="Arial"/>
+                <w:b/>
+                <w:sz w:val="28"/>
+                <w:szCs w:val="32"/>
+              </w:rPr>
+              <w:t>T.S.6.3.10.6  – Kramam</w:t>
             </w:r>
           </w:p>
           <w:p>
@@ -13910,16 +13867,7 @@
           <w:bCs/>
           <w:sz w:val="32"/>
         </w:rPr>
-        <w:t xml:space="preserve">replaced </w:t>
-      </w:r>
-      <w:proofErr w:type="gramStart"/>
-      <w:r>
-        <w:rPr>
-          <w:b/>
-          <w:bCs/>
-          <w:sz w:val="32"/>
-        </w:rPr>
-        <w:t>with</w:t>
+        <w:t>replaced with</w:t>
       </w:r>
       <w:r>
         <w:rPr>
@@ -13941,7 +13889,6 @@
         </w:rPr>
         <w:t>"</w:t>
       </w:r>
-      <w:proofErr w:type="gramEnd"/>
       <w:r>
         <w:rPr>
           <w:rFonts w:ascii="BRH Devanagari" w:hAnsi="BRH Devanagari" w:cs="BRH Devanagari"/>
@@ -13991,6 +13938,7 @@
           <w:szCs w:val="32"/>
           <w:u w:val="single"/>
         </w:rPr>
+        <w:lastRenderedPageBreak/>
         <w:t xml:space="preserve">TS </w:t>
       </w:r>
       <w:r>
@@ -14148,7 +14096,6 @@
                 <w:sz w:val="32"/>
                 <w:szCs w:val="32"/>
               </w:rPr>
-              <w:lastRenderedPageBreak/>
               <w:t>Section, Paragraph</w:t>
             </w:r>
           </w:p>

--- a/TS-Kramam/TS-6.3/TS 6.3 Sanskrit Krama Paatam Corrections.docx
+++ b/TS-Kramam/TS-6.3/TS 6.3 Sanskrit Krama Paatam Corrections.docx
@@ -89,10 +89,9 @@
           <w:bCs/>
           <w:sz w:val="32"/>
           <w:szCs w:val="32"/>
-          <w:highlight w:val="red"/>
           <w:u w:val="single"/>
         </w:rPr>
-        <w:t>????</w:t>
+        <w:t>31st Oct 2026</w:t>
       </w:r>
     </w:p>
     <w:p>
@@ -4263,6 +4262,30 @@
           <w:u w:val="single"/>
         </w:rPr>
       </w:pPr>
+    </w:p>
+    <w:p>
+      <w:pPr>
+        <w:jc w:val="center"/>
+        <w:rPr>
+          <w:b/>
+          <w:bCs/>
+          <w:sz w:val="32"/>
+          <w:szCs w:val="32"/>
+          <w:u w:val="single"/>
+        </w:rPr>
+      </w:pPr>
+    </w:p>
+    <w:p>
+      <w:pPr>
+        <w:jc w:val="center"/>
+        <w:rPr>
+          <w:b/>
+          <w:bCs/>
+          <w:sz w:val="32"/>
+          <w:szCs w:val="32"/>
+          <w:u w:val="single"/>
+        </w:rPr>
+      </w:pPr>
       <w:r>
         <w:rPr>
           <w:b/>
@@ -4271,6 +4294,7 @@
           <w:szCs w:val="32"/>
           <w:u w:val="single"/>
         </w:rPr>
+        <w:lastRenderedPageBreak/>
         <w:t xml:space="preserve">TS </w:t>
       </w:r>
       <w:r>
@@ -4423,7 +4447,6 @@
                 <w:sz w:val="32"/>
                 <w:szCs w:val="32"/>
               </w:rPr>
-              <w:lastRenderedPageBreak/>
               <w:t>Reference</w:t>
             </w:r>
           </w:p>
@@ -4450,7 +4473,6 @@
                 <w:sz w:val="32"/>
                 <w:szCs w:val="32"/>
               </w:rPr>
-              <w:lastRenderedPageBreak/>
               <w:t>As Printed</w:t>
             </w:r>
           </w:p>
@@ -4848,9 +4870,6 @@
     </w:tbl>
     <w:p>
       <w:pPr>
-        <w:pBdr>
-          <w:bottom w:val="double" w:sz="6" w:space="1" w:color="auto"/>
-        </w:pBdr>
         <w:jc w:val="center"/>
         <w:rPr>
           <w:b/>
@@ -4860,6 +4879,16 @@
           <w:u w:val="single"/>
         </w:rPr>
       </w:pPr>
+      <w:r>
+        <w:rPr>
+          <w:b/>
+          <w:bCs/>
+          <w:sz w:val="32"/>
+          <w:szCs w:val="32"/>
+          <w:u w:val="single"/>
+        </w:rPr>
+        <w:t>==========</w:t>
+      </w:r>
     </w:p>
     <w:p>
       <w:pPr>
@@ -5811,7 +5840,6 @@
               <w:spacing w:before="0" w:line="240" w:lineRule="auto"/>
               <w:rPr>
                 <w:rFonts w:ascii="BRH Malayalam Extra" w:eastAsia="Times New Roman" w:hAnsi="BRH Malayalam Extra" w:cs="BRH Malayalam Extra"/>
-                <w:color w:val="000000"/>
                 <w:sz w:val="40"/>
                 <w:szCs w:val="40"/>
                 <w:lang w:val="en-IN" w:eastAsia="en-IN" w:bidi="ml-IN"/>
@@ -5911,17 +5939,6 @@
               </w:rPr>
               <w:t>qÉç |</w:t>
             </w:r>
-          </w:p>
-          <w:p>
-            <w:pPr>
-              <w:jc w:val="center"/>
-              <w:rPr>
-                <w:rFonts w:ascii="BRH Malayalam Extra" w:eastAsia="Times New Roman" w:hAnsi="BRH Malayalam Extra" w:cs="BRH Malayalam Extra"/>
-                <w:sz w:val="40"/>
-                <w:szCs w:val="40"/>
-                <w:lang w:val="en-IN" w:eastAsia="en-IN" w:bidi="ml-IN"/>
-              </w:rPr>
-            </w:pPr>
           </w:p>
         </w:tc>
       </w:tr>
@@ -13834,16 +13851,16 @@
     <w:p>
       <w:pPr>
         <w:pBdr>
-          <w:top w:val="single" w:sz="4" w:space="0" w:color="auto"/>
-          <w:left w:val="single" w:sz="4" w:space="0" w:color="auto"/>
-          <w:bottom w:val="single" w:sz="4" w:space="6" w:color="auto"/>
-          <w:right w:val="single" w:sz="4" w:space="31" w:color="auto"/>
+          <w:top w:val="single" w:sz="4" w:space="1" w:color="auto"/>
+          <w:left w:val="single" w:sz="4" w:space="4" w:color="auto"/>
+          <w:bottom w:val="single" w:sz="4" w:space="1" w:color="auto"/>
+          <w:right w:val="single" w:sz="4" w:space="4" w:color="auto"/>
         </w:pBdr>
         <w:autoSpaceDE w:val="0"/>
         <w:autoSpaceDN w:val="0"/>
         <w:adjustRightInd w:val="0"/>
         <w:spacing w:before="0" w:line="240" w:lineRule="auto"/>
-        <w:ind w:left="-851" w:right="627"/>
+        <w:ind w:left="-709" w:right="60"/>
         <w:rPr>
           <w:rFonts w:ascii="Segoe UI" w:hAnsi="Segoe UI" w:cs="Segoe UI"/>
           <w:sz w:val="20"/>
@@ -13917,6 +13934,28 @@
           <w:sz w:val="32"/>
         </w:rPr>
         <w:t>wherever applicable</w:t>
+      </w:r>
+    </w:p>
+    <w:p>
+      <w:pPr>
+        <w:jc w:val="center"/>
+        <w:rPr>
+          <w:b/>
+          <w:bCs/>
+          <w:sz w:val="32"/>
+          <w:szCs w:val="32"/>
+          <w:u w:val="single"/>
+        </w:rPr>
+      </w:pPr>
+      <w:r>
+        <w:rPr>
+          <w:b/>
+          <w:bCs/>
+          <w:sz w:val="32"/>
+          <w:szCs w:val="32"/>
+          <w:u w:val="single"/>
+        </w:rPr>
+        <w:t>===========</w:t>
       </w:r>
     </w:p>
     <w:p>
